--- a/8 Project Demonstration/Demonstration of Proposed Features.docx
+++ b/8 Project Demonstration/Demonstration of Proposed Features.docx
@@ -250,7 +250,7 @@
                 <w:rFonts w:ascii="Arial MT"/>
                 <w:sz w:val="20"/>
               </w:rPr>
-              <w:t xml:space="preserve">02 October 2026</w:t>
+              <w:t>01/10/2026</w:t>
             </w:r>
           </w:p>
         </w:tc>
@@ -388,6 +388,58 @@
                 <w:sz w:val="20"/>
               </w:rPr>
               <w:t xml:space="preserve">PocketSmart AI</w:t>
+            </w:r>
+          </w:p>
+        </w:tc>
+      </w:tr>
+      <w:tr>
+        <w:trPr>
+          <w:trHeight w:val="399" w:hRule="atLeast"/>
+        </w:trPr>
+        <w:tc>
+          <w:tcPr>
+            <w:tcW w:w="2820" w:type="dxa"/>
+          </w:tcPr>
+          <w:p>
+            <w:pPr>
+              <w:pStyle w:val="TableParagraph"/>
+              <w:spacing w:before="101"/>
+              <w:ind w:left="127"/>
+              <w:rPr>
+                <w:b/>
+                <w:sz w:val="20"/>
+              </w:rPr>
+            </w:pPr>
+            <w:r>
+              <w:rPr>
+                <w:b/>
+                <w:sz w:val="20"/>
+              </w:rPr>
+              <w:t>Guide</w:t>
+            </w:r>
+          </w:p>
+        </w:tc>
+        <w:tc>
+          <w:tcPr>
+            <w:tcW w:w="6820" w:type="dxa"/>
+          </w:tcPr>
+          <w:p>
+            <w:pPr>
+              <w:pStyle w:val="TableParagraph"/>
+              <w:spacing w:before="101"/>
+              <w:ind w:left="143"/>
+              <w:rPr>
+                <w:rFonts w:ascii="Arial MT"/>
+                <w:sz w:val="20"/>
+              </w:rPr>
+            </w:pPr>
+            <w:r>
+              <w:rPr>
+                <w:rFonts w:ascii="Arial MT"/>
+                <w:spacing w:val="-2"/>
+                <w:sz w:val="20"/>
+              </w:rPr>
+              <w:t>N. Indumathi AP/CSE</w:t>
             </w:r>
           </w:p>
         </w:tc>
@@ -543,157 +595,7 @@
       </w:pPr>
       <w:r>
         <w:rPr/>
-        <w:t>This</w:t>
-      </w:r>
-      <w:r>
-        <w:rPr>
-          <w:spacing w:val="-3"/>
-        </w:rPr>
-        <w:t> </w:t>
-      </w:r>
-      <w:r>
-        <w:rPr/>
-        <w:t>document</w:t>
-      </w:r>
-      <w:r>
-        <w:rPr>
-          <w:spacing w:val="-3"/>
-        </w:rPr>
-        <w:t> </w:t>
-      </w:r>
-      <w:r>
-        <w:rPr/>
-        <w:t>captures</w:t>
-      </w:r>
-      <w:r>
-        <w:rPr>
-          <w:spacing w:val="-3"/>
-        </w:rPr>
-        <w:t> </w:t>
-      </w:r>
-      <w:r>
-        <w:rPr/>
-        <w:t>all</w:t>
-      </w:r>
-      <w:r>
-        <w:rPr>
-          <w:spacing w:val="-3"/>
-        </w:rPr>
-        <w:t> </w:t>
-      </w:r>
-      <w:r>
-        <w:rPr/>
-        <w:t>the</w:t>
-      </w:r>
-      <w:r>
-        <w:rPr>
-          <w:spacing w:val="-3"/>
-        </w:rPr>
-        <w:t> </w:t>
-      </w:r>
-      <w:r>
-        <w:rPr/>
-        <w:t>features</w:t>
-      </w:r>
-      <w:r>
-        <w:rPr>
-          <w:spacing w:val="-3"/>
-        </w:rPr>
-        <w:t> </w:t>
-      </w:r>
-      <w:r>
-        <w:rPr/>
-        <w:t>that</w:t>
-      </w:r>
-      <w:r>
-        <w:rPr>
-          <w:spacing w:val="-3"/>
-        </w:rPr>
-        <w:t> </w:t>
-      </w:r>
-      <w:r>
-        <w:rPr/>
-        <w:t>were</w:t>
-      </w:r>
-      <w:r>
-        <w:rPr>
-          <w:spacing w:val="-3"/>
-        </w:rPr>
-        <w:t> </w:t>
-      </w:r>
-      <w:r>
-        <w:rPr/>
-        <w:t>proposed</w:t>
-      </w:r>
-      <w:r>
-        <w:rPr>
-          <w:spacing w:val="-3"/>
-        </w:rPr>
-        <w:t> </w:t>
-      </w:r>
-      <w:r>
-        <w:rPr/>
-        <w:t>during</w:t>
-      </w:r>
-      <w:r>
-        <w:rPr>
-          <w:spacing w:val="-3"/>
-        </w:rPr>
-        <w:t> </w:t>
-      </w:r>
-      <w:r>
-        <w:rPr/>
-        <w:t>the</w:t>
-      </w:r>
-      <w:r>
-        <w:rPr>
-          <w:spacing w:val="-3"/>
-        </w:rPr>
-        <w:t> </w:t>
-      </w:r>
-      <w:r>
-        <w:rPr/>
-        <w:t>project</w:t>
-      </w:r>
-      <w:r>
-        <w:rPr>
-          <w:spacing w:val="-3"/>
-        </w:rPr>
-        <w:t> </w:t>
-      </w:r>
-      <w:r>
-        <w:rPr/>
-        <w:t>planning</w:t>
-      </w:r>
-      <w:r>
-        <w:rPr>
-          <w:spacing w:val="-3"/>
-        </w:rPr>
-        <w:t> </w:t>
-      </w:r>
-      <w:r>
-        <w:rPr/>
-        <w:t>phase</w:t>
-      </w:r>
-      <w:r>
-        <w:rPr>
-          <w:spacing w:val="-3"/>
-        </w:rPr>
-        <w:t> </w:t>
-      </w:r>
-      <w:r>
-        <w:rPr/>
-        <w:t>and</w:t>
-      </w:r>
-      <w:r>
-        <w:rPr>
-          <w:spacing w:val="-3"/>
-        </w:rPr>
-        <w:t> </w:t>
-      </w:r>
-      <w:r>
-        <w:rPr/>
-        <w:t>tracks whether each feature was successfully implemented and demonstrated. It serves as evidence of the team's ability to deliver on the proposed solution.</w:t>
+        <w:t>This document lists the features proposed during planning and records that each one was implemented and demonstrated.</w:t>
       </w:r>
     </w:p>
     <w:p>
@@ -995,7 +897,7 @@
                 <w:spacing w:val="-10"/>
                 <w:sz w:val="18"/>
               </w:rPr>
-              <w:t xml:space="preserve">1</w:t>
+              <w:t>1</w:t>
             </w:r>
           </w:p>
         </w:tc>
@@ -1016,7 +918,7 @@
                 <w:rFonts w:ascii="Times New Roman"/>
                 <w:sz w:val="18"/>
               </w:rPr>
-              <w:t xml:space="preserve">Synthetic data generator</w:t>
+              <w:t>Register and login</w:t>
             </w:r>
           </w:p>
         </w:tc>
@@ -1037,7 +939,7 @@
                 <w:rFonts w:ascii="Times New Roman"/>
                 <w:sz w:val="18"/>
               </w:rPr>
-              <w:t xml:space="preserve">Seeded 30-month transaction data with 10 categories and anomalies</w:t>
+              <w:t>Validation, hashed passwords, logout</w:t>
             </w:r>
           </w:p>
         </w:tc>
@@ -1058,7 +960,7 @@
                 <w:rFonts w:ascii="Times New Roman"/>
                 <w:sz w:val="18"/>
               </w:rPr>
-              <w:t xml:space="preserve">Implemented</w:t>
+              <w:t>Implemented</w:t>
             </w:r>
           </w:p>
         </w:tc>
@@ -1079,7 +981,7 @@
                 <w:rFonts w:ascii="Times New Roman"/>
                 <w:sz w:val="18"/>
               </w:rPr>
-              <w:t xml:space="preserve">Yes</w:t>
+              <w:t>Yes</w:t>
             </w:r>
           </w:p>
         </w:tc>
@@ -1100,7 +1002,7 @@
                 <w:rFonts w:ascii="Times New Roman"/>
                 <w:sz w:val="18"/>
               </w:rPr>
-              <w:t xml:space="preserve">Shown through data/generate.py output</w:t>
+              <w:t>Shown with a bad email and a wrong password</w:t>
             </w:r>
           </w:p>
         </w:tc>
@@ -1129,7 +1031,7 @@
                 <w:spacing w:val="-10"/>
                 <w:sz w:val="18"/>
               </w:rPr>
-              <w:t xml:space="preserve">2</w:t>
+              <w:t>2</w:t>
             </w:r>
           </w:p>
         </w:tc>
@@ -1150,7 +1052,7 @@
                 <w:rFonts w:ascii="Times New Roman"/>
                 <w:sz w:val="18"/>
               </w:rPr>
-              <w:t xml:space="preserve">Merchant classifier</w:t>
+              <w:t>JWT sessions</w:t>
             </w:r>
           </w:p>
         </w:tc>
@@ -1171,7 +1073,7 @@
                 <w:rFonts w:ascii="Times New Roman"/>
                 <w:sz w:val="18"/>
               </w:rPr>
-              <w:t xml:space="preserve">Classifies messy merchant strings with confidence</w:t>
+              <w:t>HttpOnly cookie and /token Bearer token</w:t>
             </w:r>
           </w:p>
         </w:tc>
@@ -1192,7 +1094,7 @@
                 <w:rFonts w:ascii="Times New Roman"/>
                 <w:sz w:val="18"/>
               </w:rPr>
-              <w:t xml:space="preserve">Implemented</w:t>
+              <w:t>Implemented</w:t>
             </w:r>
           </w:p>
         </w:tc>
@@ -1213,7 +1115,7 @@
                 <w:rFonts w:ascii="Times New Roman"/>
                 <w:sz w:val="18"/>
               </w:rPr>
-              <w:t xml:space="preserve">Yes</w:t>
+              <w:t>Yes</w:t>
             </w:r>
           </w:p>
         </w:tc>
@@ -1234,7 +1136,7 @@
                 <w:rFonts w:ascii="Times New Roman"/>
                 <w:sz w:val="18"/>
               </w:rPr>
-              <w:t xml:space="preserve">Live on /categorize</w:t>
+              <w:t>Shown on login and in the API docs</w:t>
             </w:r>
           </w:p>
         </w:tc>
@@ -1263,7 +1165,7 @@
                 <w:spacing w:val="-10"/>
                 <w:sz w:val="18"/>
               </w:rPr>
-              <w:t xml:space="preserve">3</w:t>
+              <w:t>3</w:t>
             </w:r>
           </w:p>
         </w:tc>
@@ -1284,7 +1186,7 @@
                 <w:rFonts w:ascii="Times New Roman"/>
                 <w:sz w:val="18"/>
               </w:rPr>
-              <w:t xml:space="preserve">Anomaly detection</w:t>
+              <w:t>Home Interior planner</w:t>
             </w:r>
           </w:p>
         </w:tc>
@@ -1305,7 +1207,7 @@
                 <w:rFonts w:ascii="Times New Roman"/>
                 <w:sz w:val="18"/>
               </w:rPr>
-              <w:t xml:space="preserve">Flags unusual transactions</w:t>
+              <w:t>Room, style and quantity plan within budget</w:t>
             </w:r>
           </w:p>
         </w:tc>
@@ -1326,7 +1228,7 @@
                 <w:rFonts w:ascii="Times New Roman"/>
                 <w:sz w:val="18"/>
               </w:rPr>
-              <w:t xml:space="preserve">Implemented</w:t>
+              <w:t>Implemented</w:t>
             </w:r>
           </w:p>
         </w:tc>
@@ -1347,7 +1249,7 @@
                 <w:rFonts w:ascii="Times New Roman"/>
                 <w:sz w:val="18"/>
               </w:rPr>
-              <w:t xml:space="preserve">Yes</w:t>
+              <w:t>Yes</w:t>
             </w:r>
           </w:p>
         </w:tc>
@@ -1368,7 +1270,7 @@
                 <w:rFonts w:ascii="Times New Roman"/>
                 <w:sz w:val="18"/>
               </w:rPr>
-              <w:t xml:space="preserve">Live on /anomalies</w:t>
+              <w:t>Bedroom, modern, Rs 45,000</w:t>
             </w:r>
           </w:p>
         </w:tc>
@@ -1397,7 +1299,7 @@
                 <w:spacing w:val="-10"/>
                 <w:sz w:val="18"/>
               </w:rPr>
-              <w:t xml:space="preserve">4</w:t>
+              <w:t>4</w:t>
             </w:r>
           </w:p>
         </w:tc>
@@ -1418,7 +1320,7 @@
                 <w:rFonts w:ascii="Times New Roman"/>
                 <w:sz w:val="18"/>
               </w:rPr>
-              <w:t xml:space="preserve">Weekly forecasting</w:t>
+              <w:t>Party planner</w:t>
             </w:r>
           </w:p>
         </w:tc>
@@ -1439,7 +1341,7 @@
                 <w:rFonts w:ascii="Times New Roman"/>
                 <w:sz w:val="18"/>
               </w:rPr>
-              <w:t xml:space="preserve">Next-week spend per category vs baselines</w:t>
+              <w:t>Venue, per-guest food and decor</w:t>
             </w:r>
           </w:p>
         </w:tc>
@@ -1460,7 +1362,7 @@
                 <w:rFonts w:ascii="Times New Roman"/>
                 <w:sz w:val="18"/>
               </w:rPr>
-              <w:t xml:space="preserve">Implemented</w:t>
+              <w:t>Implemented</w:t>
             </w:r>
           </w:p>
         </w:tc>
@@ -1481,7 +1383,7 @@
                 <w:rFonts w:ascii="Times New Roman"/>
                 <w:sz w:val="18"/>
               </w:rPr>
-              <w:t xml:space="preserve">Yes</w:t>
+              <w:t>Yes</w:t>
             </w:r>
           </w:p>
         </w:tc>
@@ -1502,7 +1404,7 @@
                 <w:rFonts w:ascii="Times New Roman"/>
                 <w:sz w:val="18"/>
               </w:rPr>
-              <w:t xml:space="preserve">Live on /forecast</w:t>
+              <w:t>Birthday, 30 guests, veg only, Rs 40,000</w:t>
             </w:r>
           </w:p>
         </w:tc>
@@ -1531,7 +1433,7 @@
                 <w:spacing w:val="-10"/>
                 <w:sz w:val="18"/>
               </w:rPr>
-              <w:t xml:space="preserve">5</w:t>
+              <w:t>5</w:t>
             </w:r>
           </w:p>
         </w:tc>
@@ -1552,7 +1454,7 @@
                 <w:rFonts w:ascii="Times New Roman"/>
                 <w:sz w:val="18"/>
               </w:rPr>
-              <w:t xml:space="preserve">Evaluation report</w:t>
+              <w:t>Jewelry planner</w:t>
             </w:r>
           </w:p>
         </w:tc>
@@ -1573,7 +1475,7 @@
                 <w:rFonts w:ascii="Times New Roman"/>
                 <w:sz w:val="18"/>
               </w:rPr>
-              <w:t xml:space="preserve">One-command metrics and plots</w:t>
+              <w:t>Occasion and outfit, optional outfit image</w:t>
             </w:r>
           </w:p>
         </w:tc>
@@ -1594,7 +1496,7 @@
                 <w:rFonts w:ascii="Times New Roman"/>
                 <w:sz w:val="18"/>
               </w:rPr>
-              <w:t xml:space="preserve">Implemented</w:t>
+              <w:t>Implemented</w:t>
             </w:r>
           </w:p>
         </w:tc>
@@ -1615,7 +1517,7 @@
                 <w:rFonts w:ascii="Times New Roman"/>
                 <w:sz w:val="18"/>
               </w:rPr>
-              <w:t xml:space="preserve">Yes</w:t>
+              <w:t>Yes</w:t>
             </w:r>
           </w:p>
         </w:tc>
@@ -1636,7 +1538,7 @@
                 <w:rFonts w:ascii="Times New Roman"/>
                 <w:sz w:val="18"/>
               </w:rPr>
-              <w:t xml:space="preserve">Shown from results folder</w:t>
+              <w:t>Wedding, traditional, Rs 9,000</w:t>
             </w:r>
           </w:p>
         </w:tc>
@@ -1665,7 +1567,7 @@
                 <w:spacing w:val="-10"/>
                 <w:sz w:val="18"/>
               </w:rPr>
-              <w:t xml:space="preserve">6</w:t>
+              <w:t>6</w:t>
             </w:r>
           </w:p>
         </w:tc>
@@ -1686,7 +1588,7 @@
                 <w:rFonts w:ascii="Times New Roman"/>
                 <w:sz w:val="18"/>
               </w:rPr>
-              <w:t xml:space="preserve">Category summary</w:t>
+              <w:t>Gemini integration</w:t>
             </w:r>
           </w:p>
         </w:tc>
@@ -1707,7 +1609,7 @@
                 <w:rFonts w:ascii="Times New Roman"/>
                 <w:sz w:val="18"/>
               </w:rPr>
-              <w:t xml:space="preserve">Breakdown by category and period</w:t>
+              <w:t>Text and text+image prompts with model fallback</w:t>
             </w:r>
           </w:p>
         </w:tc>
@@ -1728,7 +1630,7 @@
                 <w:rFonts w:ascii="Times New Roman"/>
                 <w:sz w:val="18"/>
               </w:rPr>
-              <w:t xml:space="preserve">Implemented</w:t>
+              <w:t>Implemented</w:t>
             </w:r>
           </w:p>
         </w:tc>
@@ -1749,7 +1651,7 @@
                 <w:rFonts w:ascii="Times New Roman"/>
                 <w:sz w:val="18"/>
               </w:rPr>
-              <w:t xml:space="preserve">Yes</w:t>
+              <w:t>Yes</w:t>
             </w:r>
           </w:p>
         </w:tc>
@@ -1770,7 +1672,7 @@
                 <w:rFonts w:ascii="Times New Roman"/>
                 <w:sz w:val="18"/>
               </w:rPr>
-              <w:t xml:space="preserve">Live on /summary</w:t>
+              <w:t>Verified live with scripts/test_gemini.py (text and image PASS)</w:t>
             </w:r>
           </w:p>
         </w:tc>
@@ -1799,7 +1701,7 @@
                 <w:spacing w:val="-10"/>
                 <w:sz w:val="18"/>
               </w:rPr>
-              <w:t xml:space="preserve">7</w:t>
+              <w:t>7</w:t>
             </w:r>
           </w:p>
         </w:tc>
@@ -1820,7 +1722,7 @@
                 <w:rFonts w:ascii="Times New Roman"/>
                 <w:sz w:val="18"/>
               </w:rPr>
-              <w:t xml:space="preserve">Plain-English advice</w:t>
+              <w:t>Budget verification</w:t>
             </w:r>
           </w:p>
         </w:tc>
@@ -1841,7 +1743,7 @@
                 <w:rFonts w:ascii="Times New Roman"/>
                 <w:sz w:val="18"/>
               </w:rPr>
-              <w:t xml:space="preserve">Gemini phrases model output</w:t>
+              <w:t>Real ids only and total within budget</w:t>
             </w:r>
           </w:p>
         </w:tc>
@@ -1862,7 +1764,7 @@
                 <w:rFonts w:ascii="Times New Roman"/>
                 <w:sz w:val="18"/>
               </w:rPr>
-              <w:t xml:space="preserve">Implemented</w:t>
+              <w:t>Implemented</w:t>
             </w:r>
           </w:p>
         </w:tc>
@@ -1883,7 +1785,7 @@
                 <w:rFonts w:ascii="Times New Roman"/>
                 <w:sz w:val="18"/>
               </w:rPr>
-              <w:t xml:space="preserve">Yes</w:t>
+              <w:t>Yes</w:t>
             </w:r>
           </w:p>
         </w:tc>
@@ -1904,7 +1806,7 @@
                 <w:rFonts w:ascii="Times New Roman"/>
                 <w:sz w:val="18"/>
               </w:rPr>
-              <w:t xml:space="preserve">Live on /advice</w:t>
+              <w:t>Shown by the total and the budget bar</w:t>
             </w:r>
           </w:p>
         </w:tc>
@@ -1933,7 +1835,7 @@
                 <w:spacing w:val="-10"/>
                 <w:sz w:val="18"/>
               </w:rPr>
-              <w:t xml:space="preserve">8</w:t>
+              <w:t>8</w:t>
             </w:r>
           </w:p>
         </w:tc>
@@ -1954,7 +1856,7 @@
                 <w:rFonts w:ascii="Times New Roman"/>
                 <w:sz w:val="18"/>
               </w:rPr>
-              <w:t xml:space="preserve">Advice fallback</w:t>
+              <w:t>Rule-based fallback</w:t>
             </w:r>
           </w:p>
         </w:tc>
@@ -1975,7 +1877,7 @@
                 <w:rFonts w:ascii="Times New Roman"/>
                 <w:sz w:val="18"/>
               </w:rPr>
-              <w:t xml:space="preserve">Template text when Gemini is unreachable</w:t>
+              <w:t>Valid plan when the AI is unavailable</w:t>
             </w:r>
           </w:p>
         </w:tc>
@@ -1996,7 +1898,7 @@
                 <w:rFonts w:ascii="Times New Roman"/>
                 <w:sz w:val="18"/>
               </w:rPr>
-              <w:t xml:space="preserve">Implemented</w:t>
+              <w:t>Implemented</w:t>
             </w:r>
           </w:p>
         </w:tc>
@@ -2017,7 +1919,7 @@
                 <w:rFonts w:ascii="Times New Roman"/>
                 <w:sz w:val="18"/>
               </w:rPr>
-              <w:t xml:space="preserve">Yes</w:t>
+              <w:t>Yes</w:t>
             </w:r>
           </w:p>
         </w:tc>
@@ -2038,7 +1940,7 @@
                 <w:rFonts w:ascii="Times New Roman"/>
                 <w:sz w:val="18"/>
               </w:rPr>
-              <w:t xml:space="preserve">Shown with internet off</w:t>
+              <w:t>Shown with a blank API key</w:t>
             </w:r>
           </w:p>
         </w:tc>
@@ -2067,7 +1969,7 @@
                 <w:spacing w:val="-10"/>
                 <w:sz w:val="18"/>
               </w:rPr>
-              <w:t xml:space="preserve">9</w:t>
+              <w:t>9</w:t>
             </w:r>
           </w:p>
         </w:tc>
@@ -2088,7 +1990,7 @@
                 <w:rFonts w:ascii="Times New Roman"/>
                 <w:sz w:val="18"/>
               </w:rPr>
-              <w:t xml:space="preserve">API validation</w:t>
+              <w:t>Result cards</w:t>
             </w:r>
           </w:p>
         </w:tc>
@@ -2109,7 +2011,7 @@
                 <w:rFonts w:ascii="Times New Roman"/>
                 <w:sz w:val="18"/>
               </w:rPr>
-              <w:t xml:space="preserve">Pydantic schemas on all endpoints</w:t>
+              <w:t>Price, platform, reason and link</w:t>
             </w:r>
           </w:p>
         </w:tc>
@@ -2130,7 +2032,7 @@
                 <w:rFonts w:ascii="Times New Roman"/>
                 <w:sz w:val="18"/>
               </w:rPr>
-              <w:t xml:space="preserve">Implemented</w:t>
+              <w:t>Implemented</w:t>
             </w:r>
           </w:p>
         </w:tc>
@@ -2151,7 +2053,7 @@
                 <w:rFonts w:ascii="Times New Roman"/>
                 <w:sz w:val="18"/>
               </w:rPr>
-              <w:t xml:space="preserve">Yes</w:t>
+              <w:t>Yes</w:t>
             </w:r>
           </w:p>
         </w:tc>
@@ -2172,7 +2074,7 @@
                 <w:rFonts w:ascii="Times New Roman"/>
                 <w:sz w:val="18"/>
               </w:rPr>
-              <w:t xml:space="preserve">Shown with a bad request</w:t>
+              <w:t>Shown on every result page</w:t>
             </w:r>
           </w:p>
         </w:tc>
@@ -2201,7 +2103,7 @@
                 <w:spacing w:val="-10"/>
                 <w:sz w:val="18"/>
               </w:rPr>
-              <w:t xml:space="preserve">10</w:t>
+              <w:t>10</w:t>
             </w:r>
           </w:p>
         </w:tc>
@@ -2222,7 +2124,7 @@
                 <w:rFonts w:ascii="Times New Roman"/>
                 <w:sz w:val="18"/>
               </w:rPr>
-              <w:t xml:space="preserve">Response cache</w:t>
+              <w:t>Sort and platform filter</w:t>
             </w:r>
           </w:p>
         </w:tc>
@@ -2243,7 +2145,7 @@
                 <w:rFonts w:ascii="Times New Roman"/>
                 <w:sz w:val="18"/>
               </w:rPr>
-              <w:t xml:space="preserve">Repeat requests served from local cache</w:t>
+              <w:t>Reorder and filter without reload</w:t>
             </w:r>
           </w:p>
         </w:tc>
@@ -2264,7 +2166,7 @@
                 <w:rFonts w:ascii="Times New Roman"/>
                 <w:sz w:val="18"/>
               </w:rPr>
-              <w:t xml:space="preserve">Implemented</w:t>
+              <w:t>Implemented</w:t>
             </w:r>
           </w:p>
         </w:tc>
@@ -2285,7 +2187,7 @@
                 <w:rFonts w:ascii="Times New Roman"/>
                 <w:sz w:val="18"/>
               </w:rPr>
-              <w:t xml:space="preserve">Yes</w:t>
+              <w:t>Yes</w:t>
             </w:r>
           </w:p>
         </w:tc>
@@ -2306,7 +2208,7 @@
                 <w:rFonts w:ascii="Times New Roman"/>
                 <w:sz w:val="18"/>
               </w:rPr>
-              <w:t xml:space="preserve">Shown by repeat call speed</w:t>
+              <w:t>Price high to low, IKEA filter</w:t>
             </w:r>
           </w:p>
         </w:tc>
@@ -2335,7 +2237,7 @@
                 <w:spacing w:val="-10"/>
                 <w:sz w:val="18"/>
               </w:rPr>
-              <w:t xml:space="preserve">11</w:t>
+              <w:t>11</w:t>
             </w:r>
           </w:p>
         </w:tc>
@@ -2356,7 +2258,7 @@
                 <w:rFonts w:ascii="Times New Roman"/>
                 <w:sz w:val="18"/>
               </w:rPr>
-              <w:t xml:space="preserve">Streamlit interface</w:t>
+              <w:t>Dashboard and history</w:t>
             </w:r>
           </w:p>
         </w:tc>
@@ -2377,7 +2279,7 @@
                 <w:rFonts w:ascii="Times New Roman"/>
                 <w:sz w:val="18"/>
               </w:rPr>
-              <w:t xml:space="preserve">Simple UI over the API</w:t>
+              <w:t>Counts and reopen past plans</w:t>
             </w:r>
           </w:p>
         </w:tc>
@@ -2398,7 +2300,7 @@
                 <w:rFonts w:ascii="Times New Roman"/>
                 <w:sz w:val="18"/>
               </w:rPr>
-              <w:t xml:space="preserve">Implemented</w:t>
+              <w:t>Implemented</w:t>
             </w:r>
           </w:p>
         </w:tc>
@@ -2419,7 +2321,7 @@
                 <w:rFonts w:ascii="Times New Roman"/>
                 <w:sz w:val="18"/>
               </w:rPr>
-              <w:t xml:space="preserve">Yes</w:t>
+              <w:t>Yes</w:t>
             </w:r>
           </w:p>
         </w:tc>
@@ -2440,7 +2342,7 @@
                 <w:rFonts w:ascii="Times New Roman"/>
                 <w:sz w:val="18"/>
               </w:rPr>
-              <w:t xml:space="preserve">Live in browser</w:t>
+              <w:t>Shown after generating plans</w:t>
             </w:r>
           </w:p>
         </w:tc>
@@ -2469,7 +2371,7 @@
                 <w:spacing w:val="-10"/>
                 <w:sz w:val="18"/>
               </w:rPr>
-              <w:t xml:space="preserve">12</w:t>
+              <w:t>12</w:t>
             </w:r>
           </w:p>
         </w:tc>
@@ -2490,7 +2392,7 @@
                 <w:rFonts w:ascii="Times New Roman"/>
                 <w:sz w:val="18"/>
               </w:rPr>
-              <w:t xml:space="preserve">Public deployment</w:t>
+              <w:t>Input validation</w:t>
             </w:r>
           </w:p>
         </w:tc>
@@ -2511,7 +2413,7 @@
                 <w:rFonts w:ascii="Times New Roman"/>
                 <w:sz w:val="18"/>
               </w:rPr>
-              <w:t xml:space="preserve">Cloud Run URL works on a phone</w:t>
+              <w:t>Budget, enums, guests and image checks</w:t>
             </w:r>
           </w:p>
         </w:tc>
@@ -2532,7 +2434,7 @@
                 <w:rFonts w:ascii="Times New Roman"/>
                 <w:sz w:val="18"/>
               </w:rPr>
-              <w:t xml:space="preserve">Implemented</w:t>
+              <w:t>Implemented</w:t>
             </w:r>
           </w:p>
         </w:tc>
@@ -2553,7 +2455,7 @@
                 <w:rFonts w:ascii="Times New Roman"/>
                 <w:sz w:val="18"/>
               </w:rPr>
-              <w:t xml:space="preserve">Yes</w:t>
+              <w:t>Yes</w:t>
             </w:r>
           </w:p>
         </w:tc>
@@ -2574,7 +2476,7 @@
                 <w:rFonts w:ascii="Times New Roman"/>
                 <w:sz w:val="18"/>
               </w:rPr>
-              <w:t xml:space="preserve">Opened on mobile data</w:t>
+              <w:t>Shown with a very low budget and a fake image</w:t>
             </w:r>
           </w:p>
         </w:tc>
@@ -2603,7 +2505,7 @@
                 <w:spacing w:val="-10"/>
                 <w:sz w:val="18"/>
               </w:rPr>
-              <w:t xml:space="preserve">13</w:t>
+              <w:t>13</w:t>
             </w:r>
           </w:p>
         </w:tc>
@@ -2624,7 +2526,7 @@
                 <w:rFonts w:ascii="Times New Roman"/>
                 <w:sz w:val="18"/>
               </w:rPr>
-              <w:t xml:space="preserve">Secrets handling</w:t>
+              <w:t>Recommendations details API</w:t>
             </w:r>
           </w:p>
         </w:tc>
@@ -2645,7 +2547,7 @@
                 <w:rFonts w:ascii="Times New Roman"/>
                 <w:sz w:val="18"/>
               </w:rPr>
-              <w:t xml:space="preserve">API key kept out of code and git</w:t>
+              <w:t>Quick plan from category, budget and preference</w:t>
             </w:r>
           </w:p>
         </w:tc>
@@ -2666,7 +2568,7 @@
                 <w:rFonts w:ascii="Times New Roman"/>
                 <w:sz w:val="18"/>
               </w:rPr>
-              <w:t xml:space="preserve">Implemented</w:t>
+              <w:t>Implemented</w:t>
             </w:r>
           </w:p>
         </w:tc>
@@ -2687,7 +2589,7 @@
                 <w:rFonts w:ascii="Times New Roman"/>
                 <w:sz w:val="18"/>
               </w:rPr>
-              <w:t xml:space="preserve">Yes</w:t>
+              <w:t>Yes</w:t>
             </w:r>
           </w:p>
         </w:tc>
@@ -2708,7 +2610,141 @@
                 <w:rFonts w:ascii="Times New Roman"/>
                 <w:sz w:val="18"/>
               </w:rPr>
-              <w:t xml:space="preserve">Shown through .gitignore and env vars</w:t>
+              <w:t>Shown in the API docs</w:t>
+            </w:r>
+          </w:p>
+        </w:tc>
+      </w:tr>
+      <w:tr>
+        <w:trPr>
+          <w:trHeight w:val="619" w:hRule="atLeast"/>
+        </w:trPr>
+        <w:tc>
+          <w:tcPr>
+            <w:tcW w:w="580" w:type="dxa"/>
+          </w:tcPr>
+          <w:p>
+            <w:pPr>
+              <w:pStyle w:val="TableParagraph"/>
+              <w:spacing w:before="132"/>
+              <w:ind w:left="112"/>
+              <w:rPr>
+                <w:rFonts w:ascii="Arial MT"/>
+                <w:sz w:val="18"/>
+              </w:rPr>
+            </w:pPr>
+            <w:r>
+              <w:rPr>
+                <w:rFonts w:ascii="Arial MT"/>
+                <w:spacing w:val="-10"/>
+                <w:sz w:val="18"/>
+              </w:rPr>
+              <w:t>14</w:t>
+            </w:r>
+          </w:p>
+        </w:tc>
+        <w:tc>
+          <w:tcPr>
+            <w:tcW w:w="1980" w:type="dxa"/>
+          </w:tcPr>
+          <w:p>
+            <w:pPr>
+              <w:pStyle w:val="TableParagraph"/>
+              <w:rPr>
+                <w:rFonts w:ascii="Times New Roman"/>
+                <w:sz w:val="18"/>
+              </w:rPr>
+            </w:pPr>
+            <w:r>
+              <w:rPr>
+                <w:rFonts w:ascii="Times New Roman"/>
+                <w:sz w:val="18"/>
+              </w:rPr>
+              <w:t>Automated tests</w:t>
+            </w:r>
+          </w:p>
+        </w:tc>
+        <w:tc>
+          <w:tcPr>
+            <w:tcW w:w="2840" w:type="dxa"/>
+          </w:tcPr>
+          <w:p>
+            <w:pPr>
+              <w:pStyle w:val="TableParagraph"/>
+              <w:rPr>
+                <w:rFonts w:ascii="Times New Roman"/>
+                <w:sz w:val="18"/>
+              </w:rPr>
+            </w:pPr>
+            <w:r>
+              <w:rPr>
+                <w:rFonts w:ascii="Times New Roman"/>
+                <w:sz w:val="18"/>
+              </w:rPr>
+              <w:t>30 pytest tests</w:t>
+            </w:r>
+          </w:p>
+        </w:tc>
+        <w:tc>
+          <w:tcPr>
+            <w:tcW w:w="1980" w:type="dxa"/>
+          </w:tcPr>
+          <w:p>
+            <w:pPr>
+              <w:pStyle w:val="TableParagraph"/>
+              <w:rPr>
+                <w:rFonts w:ascii="Times New Roman"/>
+                <w:sz w:val="18"/>
+              </w:rPr>
+            </w:pPr>
+            <w:r>
+              <w:rPr>
+                <w:rFonts w:ascii="Times New Roman"/>
+                <w:sz w:val="18"/>
+              </w:rPr>
+              <w:t>Implemented</w:t>
+            </w:r>
+          </w:p>
+        </w:tc>
+        <w:tc>
+          <w:tcPr>
+            <w:tcW w:w="1400" w:type="dxa"/>
+          </w:tcPr>
+          <w:p>
+            <w:pPr>
+              <w:pStyle w:val="TableParagraph"/>
+              <w:rPr>
+                <w:rFonts w:ascii="Times New Roman"/>
+                <w:sz w:val="18"/>
+              </w:rPr>
+            </w:pPr>
+            <w:r>
+              <w:rPr>
+                <w:rFonts w:ascii="Times New Roman"/>
+                <w:sz w:val="18"/>
+              </w:rPr>
+              <w:t>Yes</w:t>
+            </w:r>
+          </w:p>
+        </w:tc>
+        <w:tc>
+          <w:tcPr>
+            <w:tcW w:w="1540" w:type="dxa"/>
+          </w:tcPr>
+          <w:p>
+            <w:pPr>
+              <w:pStyle w:val="TableParagraph"/>
+              <w:rPr>
+                <w:rFonts w:ascii="Times New Roman"/>
+                <w:sz w:val="18"/>
+              </w:rPr>
+            </w:pPr>
+            <w:r>
+              <w:rPr>
+                <w:rFonts w:ascii="Times New Roman"/>
+                <w:sz w:val="18"/>
+              </w:rPr>
+              <w:t>python -m pytest shows 30 passed</w:t>
             </w:r>
           </w:p>
         </w:tc>
@@ -2865,7 +2901,7 @@
                 <w:rFonts w:ascii="Times New Roman"/>
                 <w:sz w:val="18"/>
               </w:rPr>
-              <w:t xml:space="preserve">13</w:t>
+              <w:t>14</w:t>
             </w:r>
           </w:p>
         </w:tc>
@@ -2945,7 +2981,7 @@
                 <w:rFonts w:ascii="Times New Roman"/>
                 <w:sz w:val="18"/>
               </w:rPr>
-              <w:t xml:space="preserve">13</w:t>
+              <w:t>14</w:t>
             </w:r>
           </w:p>
         </w:tc>
@@ -3025,7 +3061,7 @@
                 <w:rFonts w:ascii="Times New Roman"/>
                 <w:sz w:val="18"/>
               </w:rPr>
-              <w:t xml:space="preserve">13</w:t>
+              <w:t>14</w:t>
             </w:r>
           </w:p>
         </w:tc>
@@ -3082,7 +3118,7 @@
                 <w:rFonts w:ascii="Times New Roman"/>
                 <w:sz w:val="18"/>
               </w:rPr>
-              <w:t xml:space="preserve">100%</w:t>
+              <w:t>100%</w:t>
             </w:r>
           </w:p>
         </w:tc>
